--- a/Experiment-01-FTK-Imager/Exp_1.docx
+++ b/Experiment-01-FTK-Imager/Exp_1.docx
@@ -1,6 +1,6 @@
 
 <file path=word/document.xml><?xml version="1.0" encoding="utf-8"?>
-<w:document xmlns:wpc="http://schemas.microsoft.com/office/word/2010/wordprocessingCanvas" xmlns:cx="http://schemas.microsoft.com/office/drawing/2014/chartex" xmlns:cx1="http://schemas.microsoft.com/office/drawing/2015/9/8/chartex" xmlns:cx2="http://schemas.microsoft.com/office/drawing/2015/10/21/chartex" xmlns:cx3="http://schemas.microsoft.com/office/drawing/2016/5/9/chartex" xmlns:cx4="http://schemas.microsoft.com/office/drawing/2016/5/10/chartex" xmlns:cx5="http://schemas.microsoft.com/office/drawing/2016/5/11/chartex" xmlns:cx6="http://schemas.microsoft.com/office/drawing/2016/5/12/chartex" xmlns:cx7="http://schemas.microsoft.com/office/drawing/2016/5/13/chartex" xmlns:cx8="http://schemas.microsoft.com/office/drawing/2016/5/14/chartex" xmlns:mc="http://schemas.openxmlformats.org/markup-compatibility/2006" xmlns:aink="http://schemas.microsoft.com/office/drawing/2016/ink" xmlns:am3d="http://schemas.microsoft.com/office/drawing/2017/model3d" xmlns:o="urn:schemas-microsoft-com:office:office" xmlns:oel="http://schemas.microsoft.com/office/2019/extlst" xmlns:r="http://schemas.openxmlformats.org/officeDocument/2006/relationships" xmlns:m="http://schemas.openxmlformats.org/officeDocument/2006/math" xmlns:v="urn:schemas-microsoft-com:vml" xmlns:wp14="http://schemas.microsoft.com/office/word/2010/wordprocessingDrawing" xmlns:wp="http://schemas.openxmlformats.org/drawingml/2006/wordprocessingDrawing" xmlns:w10="urn:schemas-microsoft-com:office:word" xmlns:w="http://schemas.openxmlformats.org/wordprocessingml/2006/main" xmlns:w14="http://schemas.microsoft.com/office/word/2010/wordml" xmlns:w15="http://schemas.microsoft.com/office/word/2012/wordml" xmlns:w16cei="http://schemas.microsoft.com/office/word/2026/wordml/cei" xmlns:w16cex="http://schemas.microsoft.com/office/word/2018/wordml/cex" xmlns:w16cid="http://schemas.microsoft.com/office/word/2016/wordml/cid" xmlns:w16="http://schemas.microsoft.com/office/word/2018/wordml" xmlns:w16du="http://schemas.microsoft.com/office/word/2023/wordml/word16du" xmlns:w16sdtdh="http://schemas.microsoft.com/office/word/2020/wordml/sdtdatahash" xmlns:w16sdtfl="http://schemas.microsoft.com/office/word/2024/wordml/sdtformatlock" xmlns:w16se="http://schemas.microsoft.com/office/word/2015/wordml/symex" xmlns:wpg="http://schemas.microsoft.com/office/word/2010/wordprocessingGroup" xmlns:wpi="http://schemas.microsoft.com/office/word/2010/wordprocessingInk" xmlns:wne="http://schemas.microsoft.com/office/word/2006/wordml" xmlns:wps="http://schemas.microsoft.com/office/word/2010/wordprocessingShape" mc:Ignorable="w14 w15 w16se w16cid w16 w16cex w16sdtdh w16sdtfl w16du wp14">
+<w:document xmlns:wpc="http://schemas.microsoft.com/office/word/2010/wordprocessingCanvas" xmlns:cx="http://schemas.microsoft.com/office/drawing/2014/chartex" xmlns:cx1="http://schemas.microsoft.com/office/drawing/2015/9/8/chartex" xmlns:cx2="http://schemas.microsoft.com/office/drawing/2015/10/21/chartex" xmlns:cx3="http://schemas.microsoft.com/office/drawing/2016/5/9/chartex" xmlns:cx4="http://schemas.microsoft.com/office/drawing/2016/5/10/chartex" xmlns:cx5="http://schemas.microsoft.com/office/drawing/2016/5/11/chartex" xmlns:cx6="http://schemas.microsoft.com/office/drawing/2016/5/12/chartex" xmlns:cx7="http://schemas.microsoft.com/office/drawing/2016/5/13/chartex" xmlns:cx8="http://schemas.microsoft.com/office/drawing/2016/5/14/chartex" xmlns:mc="http://schemas.openxmlformats.org/markup-compatibility/2006" xmlns:aink="http://schemas.microsoft.com/office/drawing/2016/ink" xmlns:am3d="http://schemas.microsoft.com/office/drawing/2017/model3d" xmlns:o="urn:schemas-microsoft-com:office:office" xmlns:oel="http://schemas.microsoft.com/office/2019/extlst" xmlns:r="http://schemas.openxmlformats.org/officeDocument/2006/relationships" xmlns:m="http://schemas.openxmlformats.org/officeDocument/2006/math" xmlns:v="urn:schemas-microsoft-com:vml" xmlns:wp14="http://schemas.microsoft.com/office/word/2010/wordprocessingDrawing" xmlns:wp="http://schemas.openxmlformats.org/drawingml/2006/wordprocessingDrawing" xmlns:w10="urn:schemas-microsoft-com:office:word" xmlns:w="http://schemas.openxmlformats.org/wordprocessingml/2006/main" xmlns:w14="http://schemas.microsoft.com/office/word/2010/wordml" xmlns:w15="http://schemas.microsoft.com/office/word/2012/wordml" xmlns:w16cex="http://schemas.microsoft.com/office/word/2018/wordml/cex" xmlns:w16cid="http://schemas.microsoft.com/office/word/2016/wordml/cid" xmlns:w16="http://schemas.microsoft.com/office/word/2018/wordml" xmlns:w16du="http://schemas.microsoft.com/office/word/2023/wordml/word16du" xmlns:w16sdtdh="http://schemas.microsoft.com/office/word/2020/wordml/sdtdatahash" xmlns:w16sdtfl="http://schemas.microsoft.com/office/word/2024/wordml/sdtformatlock" xmlns:w16se="http://schemas.microsoft.com/office/word/2015/wordml/symex" xmlns:wpg="http://schemas.microsoft.com/office/word/2010/wordprocessingGroup" xmlns:wpi="http://schemas.microsoft.com/office/word/2010/wordprocessingInk" xmlns:wne="http://schemas.microsoft.com/office/word/2006/wordml" xmlns:wps="http://schemas.microsoft.com/office/word/2010/wordprocessingShape" mc:Ignorable="w14 w15 w16se w16cid w16 w16cex w16sdtdh w16sdtfl w16du wp14">
   <w:body>
     <w:p>
       <w:pPr>
@@ -8,69 +8,8 @@
         <w:jc w:val="center"/>
         <w:rPr>
           <w:rFonts w:ascii="Times New Roman" w:hAnsi="Times New Roman" w:cs="Times New Roman"/>
-          <w:sz w:val="36"/>
-          <w:szCs w:val="36"/>
-        </w:rPr>
-      </w:pPr>
-      <w:r>
-        <w:rPr>
-          <w:rFonts w:ascii="Times New Roman" w:hAnsi="Times New Roman" w:cs="Times New Roman"/>
-          <w:b/>
-          <w:bCs/>
-          <w:sz w:val="36"/>
-          <w:szCs w:val="36"/>
-        </w:rPr>
-        <w:t>Digital Forensics Laboratory</w:t>
-      </w:r>
-    </w:p>
-    <w:p>
-      <w:pPr>
-        <w:spacing w:line="360" w:lineRule="auto"/>
-        <w:rPr>
-          <w:rFonts w:ascii="Times New Roman" w:hAnsi="Times New Roman" w:cs="Times New Roman"/>
-        </w:rPr>
-      </w:pPr>
-      <w:r>
-        <w:rPr>
-          <w:rFonts w:ascii="Times New Roman" w:hAnsi="Times New Roman" w:cs="Times New Roman"/>
-          <w:b/>
-          <w:bCs/>
-        </w:rPr>
-        <w:t>EXPERIMENT NO:</w:t>
-      </w:r>
-      <w:r>
-        <w:rPr>
-          <w:rFonts w:ascii="Times New Roman" w:hAnsi="Times New Roman" w:cs="Times New Roman"/>
-        </w:rPr>
-        <w:t xml:space="preserve"> 01</w:t>
-      </w:r>
-      <w:r>
-        <w:rPr>
-          <w:rFonts w:ascii="Times New Roman" w:hAnsi="Times New Roman" w:cs="Times New Roman"/>
-        </w:rPr>
-        <w:t xml:space="preserve">                                                                        </w:t>
-      </w:r>
-      <w:r>
-        <w:rPr>
-          <w:rFonts w:ascii="Times New Roman" w:hAnsi="Times New Roman" w:cs="Times New Roman"/>
-          <w:b/>
-          <w:bCs/>
-        </w:rPr>
-        <w:t>DATE:</w:t>
-      </w:r>
-      <w:r>
-        <w:rPr>
-          <w:rFonts w:ascii="Times New Roman" w:hAnsi="Times New Roman" w:cs="Times New Roman"/>
-        </w:rPr>
-        <w:t xml:space="preserve"> August 9, 2026</w:t>
-      </w:r>
-    </w:p>
-    <w:p>
-      <w:pPr>
-        <w:spacing w:line="360" w:lineRule="auto"/>
-        <w:jc w:val="center"/>
-        <w:rPr>
-          <w:rFonts w:ascii="Times New Roman" w:hAnsi="Times New Roman" w:cs="Times New Roman"/>
+          <w:b/>
+          <w:bCs/>
           <w:sz w:val="28"/>
           <w:szCs w:val="28"/>
         </w:rPr>
@@ -83,122 +22,168 @@
           <w:sz w:val="28"/>
           <w:szCs w:val="28"/>
         </w:rPr>
-        <w:t>TITLE:</w:t>
-      </w:r>
-      <w:r>
-        <w:rPr>
-          <w:rFonts w:ascii="Times New Roman" w:hAnsi="Times New Roman" w:cs="Times New Roman"/>
+        <w:t xml:space="preserve">Comprehensive Digital Evidence Acquisition and Command-Line Analysis using FTK Imager, </w:t>
+      </w:r>
+      <w:proofErr w:type="spellStart"/>
+      <w:r>
+        <w:rPr>
+          <w:rFonts w:ascii="Times New Roman" w:hAnsi="Times New Roman" w:cs="Times New Roman"/>
+          <w:b/>
+          <w:bCs/>
           <w:sz w:val="28"/>
           <w:szCs w:val="28"/>
         </w:rPr>
-        <w:t xml:space="preserve"> Comprehensive Digital Evidence Acquisition and Command-Line Analysis using FTK Imager, </w:t>
-      </w:r>
-      <w:proofErr w:type="spellStart"/>
-      <w:r>
-        <w:rPr>
-          <w:rFonts w:ascii="Times New Roman" w:hAnsi="Times New Roman" w:cs="Times New Roman"/>
+        <w:t>WinPmem</w:t>
+      </w:r>
+      <w:proofErr w:type="spellEnd"/>
+      <w:r>
+        <w:rPr>
+          <w:rFonts w:ascii="Times New Roman" w:hAnsi="Times New Roman" w:cs="Times New Roman"/>
+          <w:b/>
+          <w:bCs/>
           <w:sz w:val="28"/>
           <w:szCs w:val="28"/>
         </w:rPr>
+        <w:t>, and Volatility</w:t>
+      </w:r>
+    </w:p>
+    <w:p>
+      <w:pPr>
+        <w:spacing w:line="360" w:lineRule="auto"/>
+        <w:rPr>
+          <w:rFonts w:ascii="Times New Roman" w:hAnsi="Times New Roman" w:cs="Times New Roman"/>
+        </w:rPr>
+      </w:pPr>
+      <w:r>
+        <w:rPr>
+          <w:rFonts w:ascii="Times New Roman" w:hAnsi="Times New Roman" w:cs="Times New Roman"/>
+          <w:b/>
+          <w:bCs/>
+        </w:rPr>
+        <w:t>EXPERIMENT NO:</w:t>
+      </w:r>
+      <w:r>
+        <w:rPr>
+          <w:rFonts w:ascii="Times New Roman" w:hAnsi="Times New Roman" w:cs="Times New Roman"/>
+        </w:rPr>
+        <w:t xml:space="preserve"> 01</w:t>
+      </w:r>
+      <w:r>
+        <w:rPr>
+          <w:rFonts w:ascii="Times New Roman" w:hAnsi="Times New Roman" w:cs="Times New Roman"/>
+        </w:rPr>
+        <w:t xml:space="preserve">                                                                        </w:t>
+      </w:r>
+    </w:p>
+    <w:p>
+      <w:pPr>
+        <w:spacing w:line="360" w:lineRule="auto"/>
+        <w:rPr>
+          <w:rFonts w:ascii="Times New Roman" w:hAnsi="Times New Roman" w:cs="Times New Roman"/>
+        </w:rPr>
+      </w:pPr>
+      <w:r>
+        <w:rPr>
+          <w:rFonts w:ascii="Times New Roman" w:hAnsi="Times New Roman" w:cs="Times New Roman"/>
+          <w:b/>
+          <w:bCs/>
+        </w:rPr>
+        <w:t>DATE:</w:t>
+      </w:r>
+      <w:r>
+        <w:rPr>
+          <w:rFonts w:ascii="Times New Roman" w:hAnsi="Times New Roman" w:cs="Times New Roman"/>
+        </w:rPr>
+        <w:t xml:space="preserve"> </w:t>
+      </w:r>
+    </w:p>
+    <w:p>
+      <w:pPr>
+        <w:spacing w:line="360" w:lineRule="auto"/>
+        <w:jc w:val="both"/>
+        <w:rPr>
+          <w:rFonts w:ascii="Times New Roman" w:hAnsi="Times New Roman" w:cs="Times New Roman"/>
+          <w:b/>
+          <w:bCs/>
+        </w:rPr>
+      </w:pPr>
+      <w:r>
+        <w:rPr>
+          <w:rFonts w:ascii="Times New Roman" w:hAnsi="Times New Roman" w:cs="Times New Roman"/>
+          <w:b/>
+          <w:bCs/>
+        </w:rPr>
+        <w:t>1. AIM</w:t>
+      </w:r>
+    </w:p>
+    <w:p>
+      <w:pPr>
+        <w:spacing w:line="360" w:lineRule="auto"/>
+        <w:jc w:val="both"/>
+        <w:rPr>
+          <w:rFonts w:ascii="Times New Roman" w:hAnsi="Times New Roman" w:cs="Times New Roman"/>
+        </w:rPr>
+      </w:pPr>
+      <w:r>
+        <w:rPr>
+          <w:rFonts w:ascii="Times New Roman" w:hAnsi="Times New Roman" w:cs="Times New Roman"/>
+        </w:rPr>
+        <w:t xml:space="preserve">To perform a complete forensic acquisition and analysis lifecycle by imaging non-volatile storage using </w:t>
+      </w:r>
+      <w:proofErr w:type="spellStart"/>
+      <w:r>
+        <w:rPr>
+          <w:rFonts w:ascii="Times New Roman" w:hAnsi="Times New Roman" w:cs="Times New Roman"/>
+        </w:rPr>
+        <w:t>AccessData</w:t>
+      </w:r>
+      <w:proofErr w:type="spellEnd"/>
+      <w:r>
+        <w:rPr>
+          <w:rFonts w:ascii="Times New Roman" w:hAnsi="Times New Roman" w:cs="Times New Roman"/>
+        </w:rPr>
+        <w:t xml:space="preserve"> FTK Imager, capturing live volatile memory (RAM) using the </w:t>
+      </w:r>
+      <w:proofErr w:type="spellStart"/>
+      <w:r>
+        <w:rPr>
+          <w:rFonts w:ascii="Times New Roman" w:hAnsi="Times New Roman" w:cs="Times New Roman"/>
+        </w:rPr>
         <w:t>WinPmem</w:t>
       </w:r>
       <w:proofErr w:type="spellEnd"/>
       <w:r>
         <w:rPr>
           <w:rFonts w:ascii="Times New Roman" w:hAnsi="Times New Roman" w:cs="Times New Roman"/>
-          <w:sz w:val="28"/>
-          <w:szCs w:val="28"/>
-        </w:rPr>
-        <w:t>, and Volatility</w:t>
-      </w:r>
-    </w:p>
-    <w:p>
-      <w:pPr>
-        <w:spacing w:line="360" w:lineRule="auto"/>
-        <w:jc w:val="both"/>
-        <w:rPr>
-          <w:rFonts w:ascii="Times New Roman" w:hAnsi="Times New Roman" w:cs="Times New Roman"/>
-          <w:b/>
-          <w:bCs/>
-        </w:rPr>
-      </w:pPr>
-      <w:r>
-        <w:rPr>
-          <w:rFonts w:ascii="Times New Roman" w:hAnsi="Times New Roman" w:cs="Times New Roman"/>
-          <w:b/>
-          <w:bCs/>
-        </w:rPr>
-        <w:t>1. AIM</w:t>
-      </w:r>
-    </w:p>
-    <w:p>
-      <w:pPr>
-        <w:spacing w:line="360" w:lineRule="auto"/>
-        <w:jc w:val="both"/>
-        <w:rPr>
-          <w:rFonts w:ascii="Times New Roman" w:hAnsi="Times New Roman" w:cs="Times New Roman"/>
-        </w:rPr>
-      </w:pPr>
-      <w:r>
-        <w:rPr>
-          <w:rFonts w:ascii="Times New Roman" w:hAnsi="Times New Roman" w:cs="Times New Roman"/>
-        </w:rPr>
-        <w:t xml:space="preserve">To perform a complete forensic acquisition and analysis lifecycle by imaging non-volatile storage using </w:t>
+        </w:rPr>
+        <w:t xml:space="preserve"> command-line utility, and </w:t>
       </w:r>
       <w:proofErr w:type="spellStart"/>
       <w:r>
         <w:rPr>
           <w:rFonts w:ascii="Times New Roman" w:hAnsi="Times New Roman" w:cs="Times New Roman"/>
         </w:rPr>
-        <w:t>AccessData</w:t>
+        <w:t>analyzing</w:t>
       </w:r>
       <w:proofErr w:type="spellEnd"/>
       <w:r>
         <w:rPr>
           <w:rFonts w:ascii="Times New Roman" w:hAnsi="Times New Roman" w:cs="Times New Roman"/>
         </w:rPr>
-        <w:t xml:space="preserve"> FTK Imager, capturing live volatile memory (RAM) using the </w:t>
+        <w:t xml:space="preserve"> the extracted memory dump using Volatility 3 commands via the </w:t>
       </w:r>
       <w:proofErr w:type="spellStart"/>
       <w:r>
         <w:rPr>
           <w:rFonts w:ascii="Times New Roman" w:hAnsi="Times New Roman" w:cs="Times New Roman"/>
         </w:rPr>
-        <w:t>WinPmem</w:t>
+        <w:t>PassMark</w:t>
       </w:r>
       <w:proofErr w:type="spellEnd"/>
       <w:r>
         <w:rPr>
           <w:rFonts w:ascii="Times New Roman" w:hAnsi="Times New Roman" w:cs="Times New Roman"/>
         </w:rPr>
-        <w:t xml:space="preserve"> command-line utility, and </w:t>
-      </w:r>
-      <w:proofErr w:type="spellStart"/>
-      <w:r>
-        <w:rPr>
-          <w:rFonts w:ascii="Times New Roman" w:hAnsi="Times New Roman" w:cs="Times New Roman"/>
-        </w:rPr>
-        <w:t>analyzing</w:t>
-      </w:r>
-      <w:proofErr w:type="spellEnd"/>
-      <w:r>
-        <w:rPr>
-          <w:rFonts w:ascii="Times New Roman" w:hAnsi="Times New Roman" w:cs="Times New Roman"/>
-        </w:rPr>
-        <w:t xml:space="preserve"> the extracted memory dump using Volatility 3 commands via the </w:t>
-      </w:r>
-      <w:proofErr w:type="spellStart"/>
-      <w:r>
-        <w:rPr>
-          <w:rFonts w:ascii="Times New Roman" w:hAnsi="Times New Roman" w:cs="Times New Roman"/>
-        </w:rPr>
-        <w:t>PassMark</w:t>
-      </w:r>
-      <w:proofErr w:type="spellEnd"/>
-      <w:r>
-        <w:rPr>
-          <w:rFonts w:ascii="Times New Roman" w:hAnsi="Times New Roman" w:cs="Times New Roman"/>
-        </w:rPr>
         <w:t xml:space="preserve"> Volatility Workbench.</w:t>
       </w:r>
     </w:p>
@@ -232,9 +217,10 @@
     </w:p>
     <w:p>
       <w:pPr>
+        <w:pStyle w:val="ListParagraph"/>
         <w:numPr>
           <w:ilvl w:val="0"/>
-          <w:numId w:val="1"/>
+          <w:numId w:val="5"/>
         </w:numPr>
         <w:spacing w:line="360" w:lineRule="auto"/>
         <w:jc w:val="both"/>
@@ -259,9 +245,10 @@
     </w:p>
     <w:p>
       <w:pPr>
+        <w:pStyle w:val="ListParagraph"/>
         <w:numPr>
           <w:ilvl w:val="0"/>
-          <w:numId w:val="1"/>
+          <w:numId w:val="5"/>
         </w:numPr>
         <w:spacing w:line="360" w:lineRule="auto"/>
         <w:jc w:val="both"/>
@@ -280,9 +267,10 @@
     </w:p>
     <w:p>
       <w:pPr>
+        <w:pStyle w:val="ListParagraph"/>
         <w:numPr>
           <w:ilvl w:val="1"/>
-          <w:numId w:val="1"/>
+          <w:numId w:val="5"/>
         </w:numPr>
         <w:spacing w:line="360" w:lineRule="auto"/>
         <w:jc w:val="both"/>
@@ -307,9 +295,10 @@
     </w:p>
     <w:p>
       <w:pPr>
+        <w:pStyle w:val="ListParagraph"/>
         <w:numPr>
           <w:ilvl w:val="1"/>
-          <w:numId w:val="1"/>
+          <w:numId w:val="5"/>
         </w:numPr>
         <w:spacing w:line="360" w:lineRule="auto"/>
         <w:jc w:val="both"/>
@@ -334,9 +323,10 @@
     </w:p>
     <w:p>
       <w:pPr>
+        <w:pStyle w:val="ListParagraph"/>
         <w:numPr>
           <w:ilvl w:val="1"/>
-          <w:numId w:val="1"/>
+          <w:numId w:val="5"/>
         </w:numPr>
         <w:spacing w:line="360" w:lineRule="auto"/>
         <w:jc w:val="both"/>
@@ -367,9 +357,10 @@
     </w:p>
     <w:p>
       <w:pPr>
+        <w:pStyle w:val="ListParagraph"/>
         <w:numPr>
           <w:ilvl w:val="0"/>
-          <w:numId w:val="1"/>
+          <w:numId w:val="5"/>
         </w:numPr>
         <w:spacing w:line="360" w:lineRule="auto"/>
         <w:jc w:val="both"/>
@@ -417,7 +408,15 @@
           <w:b/>
           <w:bCs/>
         </w:rPr>
-        <w:t>3. THEORY</w:t>
+        <w:t xml:space="preserve">3. </w:t>
+      </w:r>
+      <w:r>
+        <w:rPr>
+          <w:rFonts w:ascii="Times New Roman" w:hAnsi="Times New Roman" w:cs="Times New Roman"/>
+          <w:b/>
+          <w:bCs/>
+        </w:rPr>
+        <w:t>DESCRIPTION</w:t>
       </w:r>
     </w:p>
     <w:p>
@@ -494,30 +493,36 @@
           <w:b/>
           <w:bCs/>
         </w:rPr>
+        <w:t>Volatile Memory (RAM) Acquisition:</w:t>
+      </w:r>
+      <w:r>
+        <w:rPr>
+          <w:rFonts w:ascii="Times New Roman" w:hAnsi="Times New Roman" w:cs="Times New Roman"/>
+        </w:rPr>
+        <w:t xml:space="preserve"> Command-line utilities like </w:t>
+      </w:r>
+      <w:proofErr w:type="spellStart"/>
+      <w:r>
+        <w:rPr>
+          <w:rFonts w:ascii="Times New Roman" w:hAnsi="Times New Roman" w:cs="Times New Roman"/>
+          <w:b/>
+          <w:bCs/>
+        </w:rPr>
+        <w:t>WinPmem</w:t>
+      </w:r>
+      <w:proofErr w:type="spellEnd"/>
+      <w:r>
+        <w:rPr>
+          <w:rFonts w:ascii="Times New Roman" w:hAnsi="Times New Roman" w:cs="Times New Roman"/>
+        </w:rPr>
+        <w:t xml:space="preserve"> load a specialized kernel driver (pme98A2.tmp) to read physical memory directly. Executing </w:t>
+      </w:r>
+      <w:r>
+        <w:rPr>
+          <w:rFonts w:ascii="Times New Roman" w:hAnsi="Times New Roman" w:cs="Times New Roman"/>
+        </w:rPr>
         <w:lastRenderedPageBreak/>
-        <w:t>Volatile Memory (RAM) Acquisition:</w:t>
-      </w:r>
-      <w:r>
-        <w:rPr>
-          <w:rFonts w:ascii="Times New Roman" w:hAnsi="Times New Roman" w:cs="Times New Roman"/>
-        </w:rPr>
-        <w:t xml:space="preserve"> Command-line utilities like </w:t>
-      </w:r>
-      <w:proofErr w:type="spellStart"/>
-      <w:r>
-        <w:rPr>
-          <w:rFonts w:ascii="Times New Roman" w:hAnsi="Times New Roman" w:cs="Times New Roman"/>
-          <w:b/>
-          <w:bCs/>
-        </w:rPr>
-        <w:t>WinPmem</w:t>
-      </w:r>
-      <w:proofErr w:type="spellEnd"/>
-      <w:r>
-        <w:rPr>
-          <w:rFonts w:ascii="Times New Roman" w:hAnsi="Times New Roman" w:cs="Times New Roman"/>
-        </w:rPr>
-        <w:t xml:space="preserve"> load a specialized kernel driver (pme98A2.tmp) to read physical memory directly. Executing this via CMD writes active processes, network connections, and decrypted keys to a raw dump file (.raw).</w:t>
+        <w:t>this via CMD writes active processes, network connections, and decrypted keys to a raw dump file (.raw).</w:t>
       </w:r>
     </w:p>
     <w:p>
@@ -614,10 +619,11 @@
     <w:p>
       <w:pPr>
         <w:spacing w:line="360" w:lineRule="auto"/>
-        <w:ind w:left="720"/>
-        <w:jc w:val="both"/>
-        <w:rPr>
-          <w:rFonts w:ascii="Times New Roman" w:hAnsi="Times New Roman" w:cs="Times New Roman"/>
+        <w:jc w:val="both"/>
+        <w:rPr>
+          <w:rFonts w:ascii="Times New Roman" w:hAnsi="Times New Roman" w:cs="Times New Roman"/>
+          <w:b/>
+          <w:bCs/>
         </w:rPr>
       </w:pPr>
     </w:p>
@@ -686,69 +692,20 @@
       </w:pPr>
       <w:r>
         <w:rPr>
-          <w:rFonts w:ascii="Times New Roman" w:hAnsi="Times New Roman" w:cs="Times New Roman"/>
-        </w:rPr>
-        <w:t xml:space="preserve">Open FTK Imager as an Administrator. Navigate to </w:t>
-      </w:r>
-      <w:r>
-        <w:rPr>
-          <w:rFonts w:ascii="Times New Roman" w:hAnsi="Times New Roman" w:cs="Times New Roman"/>
-          <w:b/>
-          <w:bCs/>
-        </w:rPr>
-        <w:t>File</w:t>
-      </w:r>
-      <w:r>
-        <w:rPr>
-          <w:rFonts w:ascii="Times New Roman" w:hAnsi="Times New Roman" w:cs="Times New Roman"/>
-        </w:rPr>
-        <w:t xml:space="preserve"> &gt; </w:t>
-      </w:r>
-      <w:r>
-        <w:rPr>
-          <w:rFonts w:ascii="Times New Roman" w:hAnsi="Times New Roman" w:cs="Times New Roman"/>
-          <w:b/>
-          <w:bCs/>
-        </w:rPr>
-        <w:t>Create Disk Image</w:t>
-      </w:r>
-      <w:r>
-        <w:rPr>
-          <w:rFonts w:ascii="Times New Roman" w:hAnsi="Times New Roman" w:cs="Times New Roman"/>
-        </w:rPr>
-        <w:t xml:space="preserve">. In the Select Source dialog, choose </w:t>
-      </w:r>
-      <w:r>
-        <w:rPr>
-          <w:rFonts w:ascii="Times New Roman" w:hAnsi="Times New Roman" w:cs="Times New Roman"/>
-          <w:b/>
-          <w:bCs/>
-        </w:rPr>
-        <w:t>Physical Drive</w:t>
-      </w:r>
-      <w:r>
-        <w:rPr>
-          <w:rFonts w:ascii="Times New Roman" w:hAnsi="Times New Roman" w:cs="Times New Roman"/>
-        </w:rPr>
-        <w:t>.</w:t>
-      </w:r>
-    </w:p>
-    <w:p>
-      <w:pPr>
-        <w:spacing w:line="360" w:lineRule="auto"/>
-        <w:jc w:val="center"/>
-        <w:rPr>
-          <w:rFonts w:ascii="Times New Roman" w:hAnsi="Times New Roman" w:cs="Times New Roman"/>
-        </w:rPr>
-      </w:pPr>
-      <w:r>
-        <w:rPr>
           <w:noProof/>
         </w:rPr>
         <w:drawing>
-          <wp:inline distT="0" distB="0" distL="0" distR="0" wp14:anchorId="5328C4C0" wp14:editId="27A878B4">
+          <wp:anchor distT="0" distB="0" distL="114300" distR="114300" simplePos="0" relativeHeight="251660288" behindDoc="0" locked="0" layoutInCell="1" allowOverlap="1" wp14:anchorId="61032061" wp14:editId="4FFE0ADF">
+            <wp:simplePos x="0" y="0"/>
+            <wp:positionH relativeFrom="column">
+              <wp:posOffset>0</wp:posOffset>
+            </wp:positionH>
+            <wp:positionV relativeFrom="paragraph">
+              <wp:posOffset>723900</wp:posOffset>
+            </wp:positionV>
             <wp:extent cx="5731510" cy="3982085"/>
             <wp:effectExtent l="0" t="0" r="2540" b="0"/>
+            <wp:wrapTopAndBottom/>
             <wp:docPr id="1094768875" name="Picture 1"/>
             <wp:cNvGraphicFramePr>
               <a:graphicFrameLocks xmlns:a="http://schemas.openxmlformats.org/drawingml/2006/main" noChangeAspect="1"/>
@@ -791,17 +748,94 @@
                 </pic:pic>
               </a:graphicData>
             </a:graphic>
-          </wp:inline>
+          </wp:anchor>
         </w:drawing>
       </w:r>
       <w:r>
+        <w:rPr>
+          <w:rFonts w:ascii="Times New Roman" w:hAnsi="Times New Roman" w:cs="Times New Roman"/>
+        </w:rPr>
+        <w:t xml:space="preserve">Open FTK Imager as an Administrator. Navigate to </w:t>
+      </w:r>
+      <w:r>
+        <w:rPr>
+          <w:rFonts w:ascii="Times New Roman" w:hAnsi="Times New Roman" w:cs="Times New Roman"/>
+          <w:b/>
+          <w:bCs/>
+        </w:rPr>
+        <w:t>File</w:t>
+      </w:r>
+      <w:r>
+        <w:rPr>
+          <w:rFonts w:ascii="Times New Roman" w:hAnsi="Times New Roman" w:cs="Times New Roman"/>
+        </w:rPr>
+        <w:t xml:space="preserve"> &gt; </w:t>
+      </w:r>
+      <w:r>
+        <w:rPr>
+          <w:rFonts w:ascii="Times New Roman" w:hAnsi="Times New Roman" w:cs="Times New Roman"/>
+          <w:b/>
+          <w:bCs/>
+        </w:rPr>
+        <w:t>Create Disk Image</w:t>
+      </w:r>
+      <w:r>
+        <w:rPr>
+          <w:rFonts w:ascii="Times New Roman" w:hAnsi="Times New Roman" w:cs="Times New Roman"/>
+        </w:rPr>
+        <w:t xml:space="preserve">. In the Select Source dialog, choose </w:t>
+      </w:r>
+      <w:r>
+        <w:rPr>
+          <w:rFonts w:ascii="Times New Roman" w:hAnsi="Times New Roman" w:cs="Times New Roman"/>
+          <w:b/>
+          <w:bCs/>
+        </w:rPr>
+        <w:t>Physical Drive</w:t>
+      </w:r>
+      <w:r>
+        <w:rPr>
+          <w:rFonts w:ascii="Times New Roman" w:hAnsi="Times New Roman" w:cs="Times New Roman"/>
+        </w:rPr>
+        <w:t>.</w:t>
+      </w:r>
+    </w:p>
+    <w:p>
+      <w:pPr>
+        <w:spacing w:line="360" w:lineRule="auto"/>
+        <w:jc w:val="center"/>
         <w:rPr>
           <w:rFonts w:ascii="Times New Roman" w:hAnsi="Times New Roman" w:cs="Times New Roman"/>
           <w:i/>
           <w:iCs/>
         </w:rPr>
+      </w:pPr>
+      <w:r>
+        <w:rPr>
+          <w:rFonts w:ascii="Times New Roman" w:hAnsi="Times New Roman" w:cs="Times New Roman"/>
+          <w:i/>
+          <w:iCs/>
+        </w:rPr>
         <w:t>Figure 1: Selecting Physical Drive as the source evidence type</w:t>
       </w:r>
+    </w:p>
+    <w:p>
+      <w:pPr>
+        <w:spacing w:line="360" w:lineRule="auto"/>
+        <w:jc w:val="center"/>
+        <w:rPr>
+          <w:rFonts w:ascii="Times New Roman" w:hAnsi="Times New Roman" w:cs="Times New Roman"/>
+        </w:rPr>
+      </w:pPr>
+    </w:p>
+    <w:p>
+      <w:pPr>
+        <w:spacing w:line="360" w:lineRule="auto"/>
+        <w:jc w:val="center"/>
+        <w:rPr>
+          <w:rFonts w:ascii="Times New Roman" w:hAnsi="Times New Roman" w:cs="Times New Roman"/>
+        </w:rPr>
+      </w:pPr>
     </w:p>
     <w:p>
       <w:pPr>
@@ -851,7 +885,7 @@
           <w:noProof/>
         </w:rPr>
         <w:drawing>
-          <wp:inline distT="0" distB="0" distL="0" distR="0" wp14:anchorId="26AB8738" wp14:editId="53DE855A">
+          <wp:inline distT="0" distB="0" distL="0" distR="0" wp14:anchorId="5FF3DA7C" wp14:editId="2911C035">
             <wp:extent cx="4772025" cy="3037114"/>
             <wp:effectExtent l="0" t="0" r="0" b="0"/>
             <wp:docPr id="1692013467" name="Picture 2"/>
@@ -978,7 +1012,7 @@
           <w:noProof/>
         </w:rPr>
         <w:drawing>
-          <wp:inline distT="0" distB="0" distL="0" distR="0" wp14:anchorId="28502F3F" wp14:editId="739FC8D5">
+          <wp:inline distT="0" distB="0" distL="0" distR="0" wp14:anchorId="29078015" wp14:editId="1FC95C67">
             <wp:extent cx="3971925" cy="3028950"/>
             <wp:effectExtent l="0" t="0" r="9525" b="0"/>
             <wp:docPr id="1126158983" name="Picture 3"/>
@@ -1210,7 +1244,7 @@
           <w:noProof/>
         </w:rPr>
         <w:drawing>
-          <wp:inline distT="0" distB="0" distL="0" distR="0" wp14:anchorId="235733B7" wp14:editId="57207C04">
+          <wp:inline distT="0" distB="0" distL="0" distR="0" wp14:anchorId="0AEAACCB" wp14:editId="67F3A543">
             <wp:extent cx="4095750" cy="4076700"/>
             <wp:effectExtent l="0" t="0" r="0" b="0"/>
             <wp:docPr id="912771903" name="Picture 4"/>
@@ -1349,7 +1383,7 @@
         </w:rPr>
         <w:lastRenderedPageBreak/>
         <w:drawing>
-          <wp:inline distT="0" distB="0" distL="0" distR="0" wp14:anchorId="1B947C6E" wp14:editId="5B88AEF2">
+          <wp:inline distT="0" distB="0" distL="0" distR="0" wp14:anchorId="0917DA0E" wp14:editId="7314EEF9">
             <wp:extent cx="3838575" cy="3371850"/>
             <wp:effectExtent l="0" t="0" r="9525" b="0"/>
             <wp:docPr id="1551546856" name="Picture 6"/>
@@ -1476,7 +1510,7 @@
           <w:noProof/>
         </w:rPr>
         <w:drawing>
-          <wp:inline distT="0" distB="0" distL="0" distR="0" wp14:anchorId="372211D5" wp14:editId="64E0CED0">
+          <wp:inline distT="0" distB="0" distL="0" distR="0" wp14:anchorId="0520C6E3" wp14:editId="557AB2D4">
             <wp:extent cx="3901440" cy="2979420"/>
             <wp:effectExtent l="0" t="0" r="3810" b="0"/>
             <wp:docPr id="1267615431" name="Picture 7"/>
@@ -1548,6 +1582,8 @@
         <w:jc w:val="center"/>
         <w:rPr>
           <w:rFonts w:ascii="Times New Roman" w:hAnsi="Times New Roman" w:cs="Times New Roman"/>
+          <w:i/>
+          <w:iCs/>
         </w:rPr>
       </w:pPr>
       <w:r>
@@ -1556,7 +1592,7 @@
         </w:rPr>
         <w:lastRenderedPageBreak/>
         <w:drawing>
-          <wp:inline distT="0" distB="0" distL="0" distR="0" wp14:anchorId="35375CE9" wp14:editId="320EE49A">
+          <wp:inline distT="0" distB="0" distL="0" distR="0" wp14:anchorId="5F2B49FA" wp14:editId="1AC1E94B">
             <wp:extent cx="5731510" cy="3500755"/>
             <wp:effectExtent l="0" t="0" r="2540" b="4445"/>
             <wp:docPr id="2039440858" name="Picture 8"/>
@@ -1604,6 +1640,15 @@
           </wp:inline>
         </w:drawing>
       </w:r>
+    </w:p>
+    <w:p>
+      <w:pPr>
+        <w:spacing w:line="360" w:lineRule="auto"/>
+        <w:jc w:val="center"/>
+        <w:rPr>
+          <w:rFonts w:ascii="Times New Roman" w:hAnsi="Times New Roman" w:cs="Times New Roman"/>
+        </w:rPr>
+      </w:pPr>
       <w:r>
         <w:rPr>
           <w:rFonts w:ascii="Times New Roman" w:hAnsi="Times New Roman" w:cs="Times New Roman"/>
@@ -1626,7 +1671,7 @@
           <w:noProof/>
         </w:rPr>
         <w:drawing>
-          <wp:inline distT="0" distB="0" distL="0" distR="0" wp14:anchorId="569BE56B" wp14:editId="568857EF">
+          <wp:inline distT="0" distB="0" distL="0" distR="0" wp14:anchorId="1C1FA42F" wp14:editId="04EA72EC">
             <wp:extent cx="5731510" cy="3423285"/>
             <wp:effectExtent l="0" t="0" r="2540" b="5715"/>
             <wp:docPr id="994262255" name="Picture 9"/>
@@ -1699,7 +1744,7 @@
         </w:rPr>
         <w:lastRenderedPageBreak/>
         <w:drawing>
-          <wp:inline distT="0" distB="0" distL="0" distR="0" wp14:anchorId="4491D491" wp14:editId="09269262">
+          <wp:inline distT="0" distB="0" distL="0" distR="0" wp14:anchorId="31478507" wp14:editId="1FC7275A">
             <wp:extent cx="5731510" cy="3522345"/>
             <wp:effectExtent l="0" t="0" r="2540" b="1905"/>
             <wp:docPr id="1957866635" name="Picture 10"/>
@@ -1870,15 +1915,6 @@
           <w:rFonts w:ascii="Times New Roman" w:hAnsi="Times New Roman" w:cs="Times New Roman"/>
         </w:rPr>
       </w:pPr>
-    </w:p>
-    <w:p>
-      <w:pPr>
-        <w:spacing w:line="360" w:lineRule="auto"/>
-        <w:jc w:val="both"/>
-        <w:rPr>
-          <w:rFonts w:ascii="Times New Roman" w:hAnsi="Times New Roman" w:cs="Times New Roman"/>
-        </w:rPr>
-      </w:pPr>
       <w:r>
         <w:rPr>
           <w:rFonts w:ascii="Times New Roman" w:hAnsi="Times New Roman" w:cs="Times New Roman"/>
@@ -1979,90 +2015,72 @@
           <w:rFonts w:ascii="Times New Roman" w:hAnsi="Times New Roman" w:cs="Times New Roman"/>
         </w:rPr>
       </w:pPr>
-    </w:p>
-    <w:p>
-      <w:pPr>
-        <w:spacing w:line="360" w:lineRule="auto"/>
-        <w:jc w:val="both"/>
-        <w:rPr>
-          <w:rFonts w:ascii="Times New Roman" w:hAnsi="Times New Roman" w:cs="Times New Roman"/>
-        </w:rPr>
-      </w:pPr>
-    </w:p>
-    <w:p>
-      <w:pPr>
-        <w:spacing w:line="360" w:lineRule="auto"/>
-        <w:jc w:val="both"/>
-        <w:rPr>
-          <w:rFonts w:ascii="Times New Roman" w:hAnsi="Times New Roman" w:cs="Times New Roman"/>
-        </w:rPr>
-      </w:pPr>
-      <w:r>
-        <w:rPr>
-          <w:rFonts w:ascii="Times New Roman" w:hAnsi="Times New Roman" w:cs="Times New Roman"/>
-          <w:b/>
-          <w:bCs/>
+      <w:r>
+        <w:rPr>
+          <w:rFonts w:ascii="Times New Roman" w:hAnsi="Times New Roman" w:cs="Times New Roman"/>
+          <w:b/>
+          <w:bCs/>
+        </w:rPr>
+        <w:t>Step 3: Check Available Parameters</w:t>
+      </w:r>
+    </w:p>
+    <w:p>
+      <w:pPr>
+        <w:spacing w:line="360" w:lineRule="auto"/>
+        <w:jc w:val="both"/>
+        <w:rPr>
+          <w:rFonts w:ascii="Times New Roman" w:hAnsi="Times New Roman" w:cs="Times New Roman"/>
+        </w:rPr>
+      </w:pPr>
+      <w:r>
+        <w:rPr>
+          <w:rFonts w:ascii="Times New Roman" w:hAnsi="Times New Roman" w:cs="Times New Roman"/>
+        </w:rPr>
+        <w:t xml:space="preserve">Execute the help command to view the </w:t>
+      </w:r>
+      <w:proofErr w:type="spellStart"/>
+      <w:r>
+        <w:rPr>
+          <w:rFonts w:ascii="Times New Roman" w:hAnsi="Times New Roman" w:cs="Times New Roman"/>
+        </w:rPr>
+        <w:t>WinPmem</w:t>
+      </w:r>
+      <w:proofErr w:type="spellEnd"/>
+      <w:r>
+        <w:rPr>
+          <w:rFonts w:ascii="Times New Roman" w:hAnsi="Times New Roman" w:cs="Times New Roman"/>
+        </w:rPr>
+        <w:t xml:space="preserve"> usage parameters:</w:t>
+      </w:r>
+    </w:p>
+    <w:p>
+      <w:pPr>
+        <w:spacing w:line="360" w:lineRule="auto"/>
+        <w:jc w:val="both"/>
+        <w:rPr>
+          <w:rFonts w:ascii="Times New Roman" w:hAnsi="Times New Roman" w:cs="Times New Roman"/>
+        </w:rPr>
+      </w:pPr>
+      <w:r>
+        <w:rPr>
+          <w:rFonts w:ascii="Times New Roman" w:hAnsi="Times New Roman" w:cs="Times New Roman"/>
+        </w:rPr>
+        <w:t>DOS</w:t>
+      </w:r>
+    </w:p>
+    <w:p>
+      <w:pPr>
+        <w:spacing w:line="360" w:lineRule="auto"/>
+        <w:jc w:val="both"/>
+        <w:rPr>
+          <w:rFonts w:ascii="Times New Roman" w:hAnsi="Times New Roman" w:cs="Times New Roman"/>
+        </w:rPr>
+      </w:pPr>
+      <w:r>
+        <w:rPr>
+          <w:rFonts w:ascii="Times New Roman" w:hAnsi="Times New Roman" w:cs="Times New Roman"/>
         </w:rPr>
         <w:lastRenderedPageBreak/>
-        <w:t>Step 3: Check Available Parameters</w:t>
-      </w:r>
-    </w:p>
-    <w:p>
-      <w:pPr>
-        <w:spacing w:line="360" w:lineRule="auto"/>
-        <w:jc w:val="both"/>
-        <w:rPr>
-          <w:rFonts w:ascii="Times New Roman" w:hAnsi="Times New Roman" w:cs="Times New Roman"/>
-        </w:rPr>
-      </w:pPr>
-      <w:r>
-        <w:rPr>
-          <w:rFonts w:ascii="Times New Roman" w:hAnsi="Times New Roman" w:cs="Times New Roman"/>
-        </w:rPr>
-        <w:t xml:space="preserve">Execute the help command to view the </w:t>
-      </w:r>
-      <w:proofErr w:type="spellStart"/>
-      <w:r>
-        <w:rPr>
-          <w:rFonts w:ascii="Times New Roman" w:hAnsi="Times New Roman" w:cs="Times New Roman"/>
-        </w:rPr>
-        <w:t>WinPmem</w:t>
-      </w:r>
-      <w:proofErr w:type="spellEnd"/>
-      <w:r>
-        <w:rPr>
-          <w:rFonts w:ascii="Times New Roman" w:hAnsi="Times New Roman" w:cs="Times New Roman"/>
-        </w:rPr>
-        <w:t xml:space="preserve"> usage parameters:</w:t>
-      </w:r>
-    </w:p>
-    <w:p>
-      <w:pPr>
-        <w:spacing w:line="360" w:lineRule="auto"/>
-        <w:jc w:val="both"/>
-        <w:rPr>
-          <w:rFonts w:ascii="Times New Roman" w:hAnsi="Times New Roman" w:cs="Times New Roman"/>
-        </w:rPr>
-      </w:pPr>
-      <w:r>
-        <w:rPr>
-          <w:rFonts w:ascii="Times New Roman" w:hAnsi="Times New Roman" w:cs="Times New Roman"/>
-        </w:rPr>
-        <w:t>DOS</w:t>
-      </w:r>
-    </w:p>
-    <w:p>
-      <w:pPr>
-        <w:spacing w:line="360" w:lineRule="auto"/>
-        <w:jc w:val="both"/>
-        <w:rPr>
-          <w:rFonts w:ascii="Times New Roman" w:hAnsi="Times New Roman" w:cs="Times New Roman"/>
-        </w:rPr>
-      </w:pPr>
-      <w:r>
-        <w:rPr>
-          <w:rFonts w:ascii="Times New Roman" w:hAnsi="Times New Roman" w:cs="Times New Roman"/>
-        </w:rPr>
         <w:t>winpmem_mini_x64_rc2.exe -h</w:t>
       </w:r>
     </w:p>
@@ -2090,7 +2108,7 @@
           <w:noProof/>
         </w:rPr>
         <w:drawing>
-          <wp:inline distT="0" distB="0" distL="0" distR="0" wp14:anchorId="15113AED" wp14:editId="7C44EEC8">
+          <wp:inline distT="0" distB="0" distL="0" distR="0" wp14:anchorId="363D57F3" wp14:editId="6A63DE37">
             <wp:extent cx="5731510" cy="5064125"/>
             <wp:effectExtent l="0" t="0" r="2540" b="3175"/>
             <wp:docPr id="1622380970" name="Picture 11"/>
@@ -2171,19 +2189,99 @@
         <w:jc w:val="center"/>
         <w:rPr>
           <w:rFonts w:ascii="Times New Roman" w:hAnsi="Times New Roman" w:cs="Times New Roman"/>
-          <w:i/>
-          <w:iCs/>
-        </w:rPr>
-      </w:pPr>
+        </w:rPr>
+      </w:pPr>
+    </w:p>
+    <w:p>
+      <w:pPr>
+        <w:spacing w:line="360" w:lineRule="auto"/>
+        <w:jc w:val="both"/>
+        <w:rPr>
+          <w:rFonts w:ascii="Times New Roman" w:hAnsi="Times New Roman" w:cs="Times New Roman"/>
+        </w:rPr>
+      </w:pPr>
+      <w:r>
+        <w:rPr>
+          <w:rFonts w:ascii="Times New Roman" w:hAnsi="Times New Roman" w:cs="Times New Roman"/>
+          <w:b/>
+          <w:bCs/>
+        </w:rPr>
+        <w:t>Step 4: Execute Memory Capture Command</w:t>
+      </w:r>
+    </w:p>
+    <w:p>
+      <w:pPr>
+        <w:spacing w:line="360" w:lineRule="auto"/>
+        <w:jc w:val="both"/>
+        <w:rPr>
+          <w:rFonts w:ascii="Times New Roman" w:hAnsi="Times New Roman" w:cs="Times New Roman"/>
+        </w:rPr>
+      </w:pPr>
+      <w:r>
+        <w:rPr>
+          <w:rFonts w:ascii="Times New Roman" w:hAnsi="Times New Roman" w:cs="Times New Roman"/>
+        </w:rPr>
+        <w:t xml:space="preserve">Run the memory extraction command, specifying the output filename </w:t>
+      </w:r>
+      <w:proofErr w:type="spellStart"/>
+      <w:r>
+        <w:rPr>
+          <w:rFonts w:ascii="Times New Roman" w:hAnsi="Times New Roman" w:cs="Times New Roman"/>
+        </w:rPr>
+        <w:t>Inba.raw</w:t>
+      </w:r>
+      <w:proofErr w:type="spellEnd"/>
+      <w:r>
+        <w:rPr>
+          <w:rFonts w:ascii="Times New Roman" w:hAnsi="Times New Roman" w:cs="Times New Roman"/>
+        </w:rPr>
+        <w:t>. The utility will map the physical memory and write it to the file:</w:t>
+      </w:r>
+    </w:p>
+    <w:p>
+      <w:pPr>
+        <w:spacing w:line="360" w:lineRule="auto"/>
+        <w:jc w:val="both"/>
+        <w:rPr>
+          <w:rFonts w:ascii="Times New Roman" w:hAnsi="Times New Roman" w:cs="Times New Roman"/>
+        </w:rPr>
+      </w:pPr>
+      <w:r>
+        <w:rPr>
+          <w:rFonts w:ascii="Times New Roman" w:hAnsi="Times New Roman" w:cs="Times New Roman"/>
+        </w:rPr>
+        <w:t>DOS</w:t>
+      </w:r>
+    </w:p>
+    <w:p>
+      <w:pPr>
+        <w:spacing w:line="360" w:lineRule="auto"/>
+        <w:jc w:val="both"/>
+        <w:rPr>
+          <w:rFonts w:ascii="Times New Roman" w:hAnsi="Times New Roman" w:cs="Times New Roman"/>
+        </w:rPr>
+      </w:pPr>
+      <w:r>
+        <w:rPr>
+          <w:rFonts w:ascii="Times New Roman" w:hAnsi="Times New Roman" w:cs="Times New Roman"/>
+        </w:rPr>
+        <w:t xml:space="preserve">winpmem_mini_x64_rc2.exe </w:t>
+      </w:r>
+      <w:proofErr w:type="spellStart"/>
+      <w:r>
+        <w:rPr>
+          <w:rFonts w:ascii="Times New Roman" w:hAnsi="Times New Roman" w:cs="Times New Roman"/>
+        </w:rPr>
+        <w:t>Inba.raw</w:t>
+      </w:r>
+      <w:proofErr w:type="spellEnd"/>
     </w:p>
     <w:p>
       <w:pPr>
         <w:spacing w:line="360" w:lineRule="auto"/>
         <w:jc w:val="center"/>
         <w:rPr>
-          <w:rFonts w:ascii="Times New Roman" w:hAnsi="Times New Roman" w:cs="Times New Roman"/>
-          <w:i/>
-          <w:iCs/>
+          <w:noProof/>
         </w:rPr>
       </w:pPr>
     </w:p>
@@ -2193,121 +2291,17 @@
         <w:jc w:val="center"/>
         <w:rPr>
           <w:rFonts w:ascii="Times New Roman" w:hAnsi="Times New Roman" w:cs="Times New Roman"/>
-          <w:i/>
-          <w:iCs/>
-        </w:rPr>
-      </w:pPr>
-    </w:p>
-    <w:p>
-      <w:pPr>
-        <w:spacing w:line="360" w:lineRule="auto"/>
-        <w:jc w:val="center"/>
-        <w:rPr>
-          <w:rFonts w:ascii="Times New Roman" w:hAnsi="Times New Roman" w:cs="Times New Roman"/>
-        </w:rPr>
-      </w:pPr>
-    </w:p>
-    <w:p>
-      <w:pPr>
-        <w:spacing w:line="360" w:lineRule="auto"/>
-        <w:jc w:val="both"/>
-        <w:rPr>
-          <w:rFonts w:ascii="Times New Roman" w:hAnsi="Times New Roman" w:cs="Times New Roman"/>
-        </w:rPr>
-      </w:pPr>
-      <w:r>
-        <w:rPr>
-          <w:rFonts w:ascii="Times New Roman" w:hAnsi="Times New Roman" w:cs="Times New Roman"/>
-          <w:b/>
-          <w:bCs/>
+        </w:rPr>
+      </w:pPr>
+      <w:r>
+        <w:rPr>
+          <w:noProof/>
         </w:rPr>
         <w:lastRenderedPageBreak/>
-        <w:t>Step 4: Execute Memory Capture Command</w:t>
-      </w:r>
-    </w:p>
-    <w:p>
-      <w:pPr>
-        <w:spacing w:line="360" w:lineRule="auto"/>
-        <w:jc w:val="both"/>
-        <w:rPr>
-          <w:rFonts w:ascii="Times New Roman" w:hAnsi="Times New Roman" w:cs="Times New Roman"/>
-        </w:rPr>
-      </w:pPr>
-      <w:r>
-        <w:rPr>
-          <w:rFonts w:ascii="Times New Roman" w:hAnsi="Times New Roman" w:cs="Times New Roman"/>
-        </w:rPr>
-        <w:t xml:space="preserve">Run the memory extraction command, specifying the output filename </w:t>
-      </w:r>
-      <w:proofErr w:type="spellStart"/>
-      <w:r>
-        <w:rPr>
-          <w:rFonts w:ascii="Times New Roman" w:hAnsi="Times New Roman" w:cs="Times New Roman"/>
-        </w:rPr>
-        <w:t>Inba.raw</w:t>
-      </w:r>
-      <w:proofErr w:type="spellEnd"/>
-      <w:r>
-        <w:rPr>
-          <w:rFonts w:ascii="Times New Roman" w:hAnsi="Times New Roman" w:cs="Times New Roman"/>
-        </w:rPr>
-        <w:t>. The utility will map the physical memory and write it to the file:</w:t>
-      </w:r>
-    </w:p>
-    <w:p>
-      <w:pPr>
-        <w:spacing w:line="360" w:lineRule="auto"/>
-        <w:jc w:val="both"/>
-        <w:rPr>
-          <w:rFonts w:ascii="Times New Roman" w:hAnsi="Times New Roman" w:cs="Times New Roman"/>
-        </w:rPr>
-      </w:pPr>
-      <w:r>
-        <w:rPr>
-          <w:rFonts w:ascii="Times New Roman" w:hAnsi="Times New Roman" w:cs="Times New Roman"/>
-        </w:rPr>
-        <w:t>DOS</w:t>
-      </w:r>
-    </w:p>
-    <w:p>
-      <w:pPr>
-        <w:spacing w:line="360" w:lineRule="auto"/>
-        <w:jc w:val="both"/>
-        <w:rPr>
-          <w:rFonts w:ascii="Times New Roman" w:hAnsi="Times New Roman" w:cs="Times New Roman"/>
-        </w:rPr>
-      </w:pPr>
-      <w:r>
-        <w:rPr>
-          <w:rFonts w:ascii="Times New Roman" w:hAnsi="Times New Roman" w:cs="Times New Roman"/>
-        </w:rPr>
-        <w:t xml:space="preserve">winpmem_mini_x64_rc2.exe </w:t>
-      </w:r>
-      <w:proofErr w:type="spellStart"/>
-      <w:r>
-        <w:rPr>
-          <w:rFonts w:ascii="Times New Roman" w:hAnsi="Times New Roman" w:cs="Times New Roman"/>
-        </w:rPr>
-        <w:t>Inba.raw</w:t>
-      </w:r>
-      <w:proofErr w:type="spellEnd"/>
-    </w:p>
-    <w:p>
-      <w:pPr>
-        <w:spacing w:line="360" w:lineRule="auto"/>
-        <w:jc w:val="center"/>
-        <w:rPr>
-          <w:rFonts w:ascii="Times New Roman" w:hAnsi="Times New Roman" w:cs="Times New Roman"/>
-        </w:rPr>
-      </w:pPr>
-      <w:r>
-        <w:rPr>
-          <w:noProof/>
-        </w:rPr>
         <w:drawing>
-          <wp:inline distT="0" distB="0" distL="0" distR="0" wp14:anchorId="008CB359" wp14:editId="2A4597AE">
-            <wp:extent cx="5731510" cy="4850765"/>
-            <wp:effectExtent l="0" t="0" r="2540" b="6985"/>
+          <wp:inline distT="0" distB="0" distL="0" distR="0" wp14:anchorId="1450D520" wp14:editId="7C0CEABD">
+            <wp:extent cx="5731510" cy="4584700"/>
+            <wp:effectExtent l="0" t="0" r="2540" b="6350"/>
             <wp:docPr id="667387024" name="Picture 12"/>
             <wp:cNvGraphicFramePr>
               <a:graphicFrameLocks xmlns:a="http://schemas.openxmlformats.org/drawingml/2006/main" noChangeAspect="1"/>
@@ -2321,7 +2315,7 @@
                       <a:picLocks noChangeAspect="1" noChangeArrowheads="1"/>
                     </pic:cNvPicPr>
                   </pic:nvPicPr>
-                  <pic:blipFill>
+                  <pic:blipFill rotWithShape="1">
                     <a:blip r:embed="rId15">
                       <a:extLst>
                         <a:ext uri="{28A0092B-C50C-407E-A947-70E740481C1C}">
@@ -2329,7 +2323,7 @@
                         </a:ext>
                       </a:extLst>
                     </a:blip>
-                    <a:srcRect/>
+                    <a:srcRect t="6414" b="-930"/>
                     <a:stretch>
                       <a:fillRect/>
                     </a:stretch>
@@ -2337,7 +2331,7 @@
                   <pic:spPr bwMode="auto">
                     <a:xfrm>
                       <a:off x="0" y="0"/>
-                      <a:ext cx="5731510" cy="4850765"/>
+                      <a:ext cx="5731510" cy="4584700"/>
                     </a:xfrm>
                     <a:prstGeom prst="rect">
                       <a:avLst/>
@@ -2346,6 +2340,11 @@
                     <a:ln>
                       <a:noFill/>
                     </a:ln>
+                    <a:extLst>
+                      <a:ext uri="{53640926-AAD7-44D8-BBD7-CCE9431645EC}">
+                        <a14:shadowObscured xmlns:a14="http://schemas.microsoft.com/office/drawing/2010/main"/>
+                      </a:ext>
+                    </a:extLst>
                   </pic:spPr>
                 </pic:pic>
               </a:graphicData>
@@ -2392,9 +2391,8 @@
         <w:rPr>
           <w:noProof/>
         </w:rPr>
-        <w:lastRenderedPageBreak/>
         <w:drawing>
-          <wp:inline distT="0" distB="0" distL="0" distR="0" wp14:anchorId="48BBDF48" wp14:editId="723DF468">
+          <wp:inline distT="0" distB="0" distL="0" distR="0" wp14:anchorId="169644C1" wp14:editId="1DD86FC4">
             <wp:extent cx="5731510" cy="3390265"/>
             <wp:effectExtent l="0" t="0" r="2540" b="635"/>
             <wp:docPr id="141530086" name="Picture 13"/>
@@ -2465,6 +2463,7 @@
           <w:b/>
           <w:bCs/>
         </w:rPr>
+        <w:lastRenderedPageBreak/>
         <w:t>Step 5: Verification of Dump</w:t>
       </w:r>
     </w:p>
@@ -2510,7 +2509,7 @@
           <w:noProof/>
         </w:rPr>
         <w:drawing>
-          <wp:inline distT="0" distB="0" distL="0" distR="0" wp14:anchorId="3F22C7C8" wp14:editId="516F7076">
+          <wp:inline distT="0" distB="0" distL="0" distR="0" wp14:anchorId="134468E7" wp14:editId="42793052">
             <wp:extent cx="5501640" cy="3145971"/>
             <wp:effectExtent l="0" t="0" r="3810" b="0"/>
             <wp:docPr id="1392489447" name="Picture 14"/>
@@ -2570,103 +2569,26 @@
     <w:p>
       <w:pPr>
         <w:spacing w:line="360" w:lineRule="auto"/>
-        <w:jc w:val="center"/>
-        <w:rPr>
-          <w:rFonts w:ascii="Times New Roman" w:hAnsi="Times New Roman" w:cs="Times New Roman"/>
-          <w:i/>
-          <w:iCs/>
-        </w:rPr>
-      </w:pPr>
-      <w:r>
-        <w:rPr>
-          <w:rFonts w:ascii="Times New Roman" w:hAnsi="Times New Roman" w:cs="Times New Roman"/>
-          <w:b/>
-          <w:bCs/>
-        </w:rPr>
-        <w:lastRenderedPageBreak/>
+        <w:rPr>
+          <w:rFonts w:ascii="Times New Roman" w:hAnsi="Times New Roman" w:cs="Times New Roman"/>
+        </w:rPr>
+      </w:pPr>
+      <w:r>
+        <w:rPr>
+          <w:noProof/>
+        </w:rPr>
         <w:drawing>
-          <wp:inline distT="0" distB="0" distL="0" distR="0" wp14:anchorId="289EAD93" wp14:editId="6A75B36C">
-            <wp:extent cx="2514818" cy="2636748"/>
-            <wp:effectExtent l="0" t="0" r="0" b="0"/>
-            <wp:docPr id="661132555" name="Picture 1"/>
-            <wp:cNvGraphicFramePr>
-              <a:graphicFrameLocks xmlns:a="http://schemas.openxmlformats.org/drawingml/2006/main" noChangeAspect="1"/>
-            </wp:cNvGraphicFramePr>
-            <a:graphic xmlns:a="http://schemas.openxmlformats.org/drawingml/2006/main">
-              <a:graphicData uri="http://schemas.openxmlformats.org/drawingml/2006/picture">
-                <pic:pic xmlns:pic="http://schemas.openxmlformats.org/drawingml/2006/picture">
-                  <pic:nvPicPr>
-                    <pic:cNvPr id="661132555" name=""/>
-                    <pic:cNvPicPr/>
-                  </pic:nvPicPr>
-                  <pic:blipFill>
-                    <a:blip r:embed="rId18"/>
-                    <a:stretch>
-                      <a:fillRect/>
-                    </a:stretch>
-                  </pic:blipFill>
-                  <pic:spPr>
-                    <a:xfrm>
-                      <a:off x="0" y="0"/>
-                      <a:ext cx="2514818" cy="2636748"/>
-                    </a:xfrm>
-                    <a:prstGeom prst="rect">
-                      <a:avLst/>
-                    </a:prstGeom>
-                  </pic:spPr>
-                </pic:pic>
-              </a:graphicData>
-            </a:graphic>
-          </wp:inline>
-        </w:drawing>
-      </w:r>
-    </w:p>
-    <w:p>
-      <w:pPr>
-        <w:spacing w:line="360" w:lineRule="auto"/>
-        <w:jc w:val="center"/>
-        <w:rPr>
-          <w:rFonts w:ascii="Times New Roman" w:hAnsi="Times New Roman" w:cs="Times New Roman"/>
-          <w:i/>
-          <w:iCs/>
-        </w:rPr>
-      </w:pPr>
-      <w:r>
-        <w:rPr>
-          <w:rFonts w:ascii="Times New Roman" w:hAnsi="Times New Roman" w:cs="Times New Roman"/>
-          <w:i/>
-          <w:iCs/>
-        </w:rPr>
-        <w:t>Figure 14: Organized forensic directories for Disk and Memory images</w:t>
-      </w:r>
-    </w:p>
-    <w:p>
-      <w:pPr>
-        <w:spacing w:line="360" w:lineRule="auto"/>
-        <w:jc w:val="center"/>
-        <w:rPr>
-          <w:rFonts w:ascii="Times New Roman" w:hAnsi="Times New Roman" w:cs="Times New Roman"/>
-        </w:rPr>
-      </w:pPr>
-    </w:p>
-    <w:p>
-      <w:pPr>
-        <w:spacing w:line="360" w:lineRule="auto"/>
-        <w:jc w:val="center"/>
-        <w:rPr>
-          <w:rFonts w:ascii="Times New Roman" w:hAnsi="Times New Roman" w:cs="Times New Roman"/>
-          <w:i/>
-          <w:iCs/>
-        </w:rPr>
-      </w:pPr>
-      <w:r>
-        <w:rPr>
-          <w:noProof/>
-        </w:rPr>
-        <w:drawing>
-          <wp:inline distT="0" distB="0" distL="0" distR="0" wp14:anchorId="77A1FF07" wp14:editId="67F36416">
+          <wp:anchor distT="0" distB="0" distL="114300" distR="114300" simplePos="0" relativeHeight="251659264" behindDoc="0" locked="0" layoutInCell="1" allowOverlap="1" wp14:anchorId="3E3FA1CA" wp14:editId="2A2EA0B8">
+            <wp:simplePos x="0" y="0"/>
+            <wp:positionH relativeFrom="column">
+              <wp:posOffset>0</wp:posOffset>
+            </wp:positionH>
+            <wp:positionV relativeFrom="paragraph">
+              <wp:posOffset>529531</wp:posOffset>
+            </wp:positionV>
             <wp:extent cx="5731510" cy="2950845"/>
             <wp:effectExtent l="0" t="0" r="2540" b="1905"/>
+            <wp:wrapTopAndBottom/>
             <wp:docPr id="1882990779" name="Picture 15"/>
             <wp:cNvGraphicFramePr>
               <a:graphicFrameLocks xmlns:a="http://schemas.openxmlformats.org/drawingml/2006/main" noChangeAspect="1"/>
@@ -2681,7 +2603,7 @@
                     </pic:cNvPicPr>
                   </pic:nvPicPr>
                   <pic:blipFill>
-                    <a:blip r:embed="rId19" cstate="print">
+                    <a:blip r:embed="rId18" cstate="print">
                       <a:extLst>
                         <a:ext uri="{28A0092B-C50C-407E-A947-70E740481C1C}">
                           <a14:useLocalDpi xmlns:a14="http://schemas.microsoft.com/office/drawing/2010/main" val="0"/>
@@ -2709,68 +2631,62 @@
                 </pic:pic>
               </a:graphicData>
             </a:graphic>
-          </wp:inline>
+          </wp:anchor>
         </w:drawing>
       </w:r>
-      <w:r>
+    </w:p>
+    <w:p>
+      <w:pPr>
+        <w:spacing w:line="360" w:lineRule="auto"/>
+        <w:jc w:val="center"/>
         <w:rPr>
           <w:rFonts w:ascii="Times New Roman" w:hAnsi="Times New Roman" w:cs="Times New Roman"/>
           <w:i/>
           <w:iCs/>
         </w:rPr>
-        <w:t xml:space="preserve">Figure 15: Verification of the generated </w:t>
-      </w:r>
-      <w:proofErr w:type="spellStart"/>
+      </w:pPr>
       <w:r>
         <w:rPr>
           <w:rFonts w:ascii="Times New Roman" w:hAnsi="Times New Roman" w:cs="Times New Roman"/>
           <w:i/>
           <w:iCs/>
         </w:rPr>
-        <w:t>Inba.raw</w:t>
-      </w:r>
-      <w:proofErr w:type="spellEnd"/>
+        <w:t xml:space="preserve">Figure </w:t>
+      </w:r>
       <w:r>
         <w:rPr>
           <w:rFonts w:ascii="Times New Roman" w:hAnsi="Times New Roman" w:cs="Times New Roman"/>
           <w:i/>
           <w:iCs/>
         </w:rPr>
-        <w:t xml:space="preserve"> memory dump file</w:t>
-      </w:r>
-    </w:p>
-    <w:p>
-      <w:pPr>
-        <w:spacing w:line="360" w:lineRule="auto"/>
-        <w:jc w:val="center"/>
+        <w:t>14</w:t>
+      </w:r>
+      <w:r>
         <w:rPr>
           <w:rFonts w:ascii="Times New Roman" w:hAnsi="Times New Roman" w:cs="Times New Roman"/>
           <w:i/>
           <w:iCs/>
         </w:rPr>
-      </w:pPr>
-    </w:p>
-    <w:p>
-      <w:pPr>
-        <w:spacing w:line="360" w:lineRule="auto"/>
-        <w:jc w:val="center"/>
+        <w:t xml:space="preserve">: Verification of the generated </w:t>
+      </w:r>
+      <w:proofErr w:type="spellStart"/>
+      <w:r>
         <w:rPr>
           <w:rFonts w:ascii="Times New Roman" w:hAnsi="Times New Roman" w:cs="Times New Roman"/>
           <w:i/>
           <w:iCs/>
         </w:rPr>
-      </w:pPr>
-    </w:p>
-    <w:p>
-      <w:pPr>
-        <w:spacing w:line="360" w:lineRule="auto"/>
-        <w:jc w:val="center"/>
+        <w:t>Inba.raw</w:t>
+      </w:r>
+      <w:proofErr w:type="spellEnd"/>
+      <w:r>
         <w:rPr>
           <w:rFonts w:ascii="Times New Roman" w:hAnsi="Times New Roman" w:cs="Times New Roman"/>
           <w:i/>
           <w:iCs/>
         </w:rPr>
-      </w:pPr>
+        <w:t xml:space="preserve"> memory dump file</w:t>
+      </w:r>
     </w:p>
     <w:p>
       <w:pPr>
@@ -2786,15 +2702,6 @@
     <w:p>
       <w:pPr>
         <w:spacing w:line="360" w:lineRule="auto"/>
-        <w:jc w:val="center"/>
-        <w:rPr>
-          <w:rFonts w:ascii="Times New Roman" w:hAnsi="Times New Roman" w:cs="Times New Roman"/>
-        </w:rPr>
-      </w:pPr>
-    </w:p>
-    <w:p>
-      <w:pPr>
-        <w:spacing w:line="360" w:lineRule="auto"/>
         <w:jc w:val="both"/>
         <w:rPr>
           <w:rFonts w:ascii="Times New Roman" w:hAnsi="Times New Roman" w:cs="Times New Roman"/>
@@ -2884,7 +2791,7 @@
           <w:noProof/>
         </w:rPr>
         <w:drawing>
-          <wp:inline distT="0" distB="0" distL="0" distR="0" wp14:anchorId="0E220FC6" wp14:editId="05159DE0">
+          <wp:inline distT="0" distB="0" distL="0" distR="0" wp14:anchorId="59D8809E" wp14:editId="61CB1C11">
             <wp:extent cx="5731510" cy="3662680"/>
             <wp:effectExtent l="0" t="0" r="2540" b="0"/>
             <wp:docPr id="1202984294" name="Picture 17"/>
@@ -2901,7 +2808,7 @@
                     </pic:cNvPicPr>
                   </pic:nvPicPr>
                   <pic:blipFill>
-                    <a:blip r:embed="rId20" cstate="print">
+                    <a:blip r:embed="rId19" cstate="print">
                       <a:extLst>
                         <a:ext uri="{28A0092B-C50C-407E-A947-70E740481C1C}">
                           <a14:useLocalDpi xmlns:a14="http://schemas.microsoft.com/office/drawing/2010/main" val="0"/>
@@ -2938,24 +2845,40 @@
           <w:i/>
           <w:iCs/>
         </w:rPr>
-        <w:t xml:space="preserve">Figure 16: The default interface of </w:t>
-      </w:r>
-      <w:proofErr w:type="spellStart"/>
+        <w:t xml:space="preserve">Figure </w:t>
+      </w:r>
       <w:r>
         <w:rPr>
           <w:rFonts w:ascii="Times New Roman" w:hAnsi="Times New Roman" w:cs="Times New Roman"/>
           <w:i/>
           <w:iCs/>
         </w:rPr>
-        <w:t>PassMark</w:t>
-      </w:r>
-      <w:proofErr w:type="spellEnd"/>
+        <w:t>15</w:t>
+      </w:r>
       <w:r>
         <w:rPr>
           <w:rFonts w:ascii="Times New Roman" w:hAnsi="Times New Roman" w:cs="Times New Roman"/>
           <w:i/>
           <w:iCs/>
         </w:rPr>
+        <w:t xml:space="preserve">: The default interface of </w:t>
+      </w:r>
+      <w:proofErr w:type="spellStart"/>
+      <w:r>
+        <w:rPr>
+          <w:rFonts w:ascii="Times New Roman" w:hAnsi="Times New Roman" w:cs="Times New Roman"/>
+          <w:i/>
+          <w:iCs/>
+        </w:rPr>
+        <w:t>PassMark</w:t>
+      </w:r>
+      <w:proofErr w:type="spellEnd"/>
+      <w:r>
+        <w:rPr>
+          <w:rFonts w:ascii="Times New Roman" w:hAnsi="Times New Roman" w:cs="Times New Roman"/>
+          <w:i/>
+          <w:iCs/>
+        </w:rPr>
         <w:t xml:space="preserve"> Volatility Workbench</w:t>
       </w:r>
     </w:p>
@@ -3180,7 +3103,7 @@
           <w:noProof/>
         </w:rPr>
         <w:drawing>
-          <wp:inline distT="0" distB="0" distL="0" distR="0" wp14:anchorId="5998F6E2" wp14:editId="256DEC79">
+          <wp:inline distT="0" distB="0" distL="0" distR="0" wp14:anchorId="48009CE1" wp14:editId="5A8F425F">
             <wp:extent cx="5731510" cy="3676650"/>
             <wp:effectExtent l="0" t="0" r="2540" b="0"/>
             <wp:docPr id="371387810" name="Picture 18"/>
@@ -3197,7 +3120,7 @@
                     </pic:cNvPicPr>
                   </pic:nvPicPr>
                   <pic:blipFill>
-                    <a:blip r:embed="rId21" cstate="print">
+                    <a:blip r:embed="rId20" cstate="print">
                       <a:extLst>
                         <a:ext uri="{28A0092B-C50C-407E-A947-70E740481C1C}">
                           <a14:useLocalDpi xmlns:a14="http://schemas.microsoft.com/office/drawing/2010/main" val="0"/>
@@ -3330,7 +3253,7 @@
           <w:b/>
           <w:bCs/>
         </w:rPr>
-        <w:t>5. OBSERVATIONS &amp; RESULTS</w:t>
+        <w:t>5. OBSERVATIONS</w:t>
       </w:r>
     </w:p>
     <w:p>
@@ -3541,7 +3464,7 @@
           <w:noProof/>
         </w:rPr>
         <w:drawing>
-          <wp:inline distT="0" distB="0" distL="0" distR="0" wp14:anchorId="761F141B" wp14:editId="3D15CB43">
+          <wp:inline distT="0" distB="0" distL="0" distR="0" wp14:anchorId="44F22029" wp14:editId="17C8A315">
             <wp:extent cx="5731510" cy="2362835"/>
             <wp:effectExtent l="0" t="0" r="2540" b="0"/>
             <wp:docPr id="2057743233" name="Picture 19"/>
@@ -3558,7 +3481,7 @@
                     </pic:cNvPicPr>
                   </pic:nvPicPr>
                   <pic:blipFill>
-                    <a:blip r:embed="rId22">
+                    <a:blip r:embed="rId21">
                       <a:extLst>
                         <a:ext uri="{28A0092B-C50C-407E-A947-70E740481C1C}">
                           <a14:useLocalDpi xmlns:a14="http://schemas.microsoft.com/office/drawing/2010/main" val="0"/>
@@ -3718,7 +3641,15 @@
           <w:b/>
           <w:bCs/>
         </w:rPr>
-        <w:t>6. CONCLUSION</w:t>
+        <w:t xml:space="preserve">6. </w:t>
+      </w:r>
+      <w:r>
+        <w:rPr>
+          <w:rFonts w:ascii="Times New Roman" w:hAnsi="Times New Roman" w:cs="Times New Roman"/>
+          <w:b/>
+          <w:bCs/>
+        </w:rPr>
+        <w:t>RESULT</w:t>
       </w:r>
     </w:p>
     <w:p>
@@ -3750,18 +3681,16 @@
         <w:t>. Finally, Volatility 3 command-line syntax was utilized to parse the raw memory file, successfully recovering critical live-state artifacts, including the process list and execution timestamps.</w:t>
       </w:r>
     </w:p>
-    <w:p>
-      <w:pPr>
-        <w:spacing w:line="360" w:lineRule="auto"/>
-        <w:jc w:val="both"/>
-        <w:rPr>
-          <w:rFonts w:ascii="Times New Roman" w:hAnsi="Times New Roman" w:cs="Times New Roman"/>
-        </w:rPr>
-      </w:pPr>
-    </w:p>
+    <w:p/>
     <w:sectPr>
       <w:pgSz w:w="11906" w:h="16838"/>
       <w:pgMar w:top="1440" w:right="1440" w:bottom="1440" w:left="1440" w:header="708" w:footer="708" w:gutter="0"/>
+      <w:pgBorders w:offsetFrom="page">
+        <w:top w:val="single" w:sz="4" w:space="24" w:color="auto"/>
+        <w:left w:val="single" w:sz="4" w:space="24" w:color="auto"/>
+        <w:bottom w:val="single" w:sz="4" w:space="24" w:color="auto"/>
+        <w:right w:val="single" w:sz="4" w:space="24" w:color="auto"/>
+      </w:pgBorders>
       <w:cols w:space="708"/>
       <w:docGrid w:linePitch="360"/>
     </w:sectPr>
@@ -3770,8 +3699,121 @@
 </file>
 
 <file path=word/numbering.xml><?xml version="1.0" encoding="utf-8"?>
-<w:numbering xmlns:wpc="http://schemas.microsoft.com/office/word/2010/wordprocessingCanvas" xmlns:cx="http://schemas.microsoft.com/office/drawing/2014/chartex" xmlns:cx1="http://schemas.microsoft.com/office/drawing/2015/9/8/chartex" xmlns:cx2="http://schemas.microsoft.com/office/drawing/2015/10/21/chartex" xmlns:cx3="http://schemas.microsoft.com/office/drawing/2016/5/9/chartex" xmlns:cx4="http://schemas.microsoft.com/office/drawing/2016/5/10/chartex" xmlns:cx5="http://schemas.microsoft.com/office/drawing/2016/5/11/chartex" xmlns:cx6="http://schemas.microsoft.com/office/drawing/2016/5/12/chartex" xmlns:cx7="http://schemas.microsoft.com/office/drawing/2016/5/13/chartex" xmlns:cx8="http://schemas.microsoft.com/office/drawing/2016/5/14/chartex" xmlns:mc="http://schemas.openxmlformats.org/markup-compatibility/2006" xmlns:aink="http://schemas.microsoft.com/office/drawing/2016/ink" xmlns:am3d="http://schemas.microsoft.com/office/drawing/2017/model3d" xmlns:o="urn:schemas-microsoft-com:office:office" xmlns:oel="http://schemas.microsoft.com/office/2019/extlst" xmlns:r="http://schemas.openxmlformats.org/officeDocument/2006/relationships" xmlns:m="http://schemas.openxmlformats.org/officeDocument/2006/math" xmlns:v="urn:schemas-microsoft-com:vml" xmlns:wp14="http://schemas.microsoft.com/office/word/2010/wordprocessingDrawing" xmlns:wp="http://schemas.openxmlformats.org/drawingml/2006/wordprocessingDrawing" xmlns:w10="urn:schemas-microsoft-com:office:word" xmlns:w="http://schemas.openxmlformats.org/wordprocessingml/2006/main" xmlns:w14="http://schemas.microsoft.com/office/word/2010/wordml" xmlns:w15="http://schemas.microsoft.com/office/word/2012/wordml" xmlns:w16cei="http://schemas.microsoft.com/office/word/2026/wordml/cei" xmlns:w16cex="http://schemas.microsoft.com/office/word/2018/wordml/cex" xmlns:w16cid="http://schemas.microsoft.com/office/word/2016/wordml/cid" xmlns:w16="http://schemas.microsoft.com/office/word/2018/wordml" xmlns:w16du="http://schemas.microsoft.com/office/word/2023/wordml/word16du" xmlns:w16sdtdh="http://schemas.microsoft.com/office/word/2020/wordml/sdtdatahash" xmlns:w16sdtfl="http://schemas.microsoft.com/office/word/2024/wordml/sdtformatlock" xmlns:w16se="http://schemas.microsoft.com/office/word/2015/wordml/symex" xmlns:wpg="http://schemas.microsoft.com/office/word/2010/wordprocessingGroup" xmlns:wpi="http://schemas.microsoft.com/office/word/2010/wordprocessingInk" xmlns:wne="http://schemas.microsoft.com/office/word/2006/wordml" xmlns:wps="http://schemas.microsoft.com/office/word/2010/wordprocessingShape" mc:Ignorable="w14 w15 w16se w16cid w16 w16cex w16sdtdh w16sdtfl w16du wp14">
+<w:numbering xmlns:wpc="http://schemas.microsoft.com/office/word/2010/wordprocessingCanvas" xmlns:cx="http://schemas.microsoft.com/office/drawing/2014/chartex" xmlns:cx1="http://schemas.microsoft.com/office/drawing/2015/9/8/chartex" xmlns:cx2="http://schemas.microsoft.com/office/drawing/2015/10/21/chartex" xmlns:cx3="http://schemas.microsoft.com/office/drawing/2016/5/9/chartex" xmlns:cx4="http://schemas.microsoft.com/office/drawing/2016/5/10/chartex" xmlns:cx5="http://schemas.microsoft.com/office/drawing/2016/5/11/chartex" xmlns:cx6="http://schemas.microsoft.com/office/drawing/2016/5/12/chartex" xmlns:cx7="http://schemas.microsoft.com/office/drawing/2016/5/13/chartex" xmlns:cx8="http://schemas.microsoft.com/office/drawing/2016/5/14/chartex" xmlns:mc="http://schemas.openxmlformats.org/markup-compatibility/2006" xmlns:aink="http://schemas.microsoft.com/office/drawing/2016/ink" xmlns:am3d="http://schemas.microsoft.com/office/drawing/2017/model3d" xmlns:o="urn:schemas-microsoft-com:office:office" xmlns:oel="http://schemas.microsoft.com/office/2019/extlst" xmlns:r="http://schemas.openxmlformats.org/officeDocument/2006/relationships" xmlns:m="http://schemas.openxmlformats.org/officeDocument/2006/math" xmlns:v="urn:schemas-microsoft-com:vml" xmlns:wp14="http://schemas.microsoft.com/office/word/2010/wordprocessingDrawing" xmlns:wp="http://schemas.openxmlformats.org/drawingml/2006/wordprocessingDrawing" xmlns:w10="urn:schemas-microsoft-com:office:word" xmlns:w="http://schemas.openxmlformats.org/wordprocessingml/2006/main" xmlns:w14="http://schemas.microsoft.com/office/word/2010/wordml" xmlns:w15="http://schemas.microsoft.com/office/word/2012/wordml" xmlns:w16cex="http://schemas.microsoft.com/office/word/2018/wordml/cex" xmlns:w16cid="http://schemas.microsoft.com/office/word/2016/wordml/cid" xmlns:w16="http://schemas.microsoft.com/office/word/2018/wordml" xmlns:w16du="http://schemas.microsoft.com/office/word/2023/wordml/word16du" xmlns:w16sdtdh="http://schemas.microsoft.com/office/word/2020/wordml/sdtdatahash" xmlns:w16sdtfl="http://schemas.microsoft.com/office/word/2024/wordml/sdtformatlock" xmlns:w16se="http://schemas.microsoft.com/office/word/2015/wordml/symex" xmlns:wpg="http://schemas.microsoft.com/office/word/2010/wordprocessingGroup" xmlns:wpi="http://schemas.microsoft.com/office/word/2010/wordprocessingInk" xmlns:wne="http://schemas.microsoft.com/office/word/2006/wordml" xmlns:wps="http://schemas.microsoft.com/office/word/2010/wordprocessingShape" mc:Ignorable="w14 w15 w16se w16cid w16 w16cex w16sdtdh w16sdtfl w16du wp14">
   <w:abstractNum w:abstractNumId="0" w15:restartNumberingAfterBreak="0">
+    <w:nsid w:val="232F6A87"/>
+    <w:multiLevelType w:val="hybridMultilevel"/>
+    <w:tmpl w:val="1662043A"/>
+    <w:lvl w:ilvl="0" w:tplc="40090001">
+      <w:start w:val="1"/>
+      <w:numFmt w:val="bullet"/>
+      <w:lvlText w:val=""/>
+      <w:lvlJc w:val="left"/>
+      <w:pPr>
+        <w:ind w:left="720" w:hanging="360"/>
+      </w:pPr>
+      <w:rPr>
+        <w:rFonts w:ascii="Symbol" w:hAnsi="Symbol" w:hint="default"/>
+      </w:rPr>
+    </w:lvl>
+    <w:lvl w:ilvl="1" w:tplc="40090003">
+      <w:start w:val="1"/>
+      <w:numFmt w:val="bullet"/>
+      <w:lvlText w:val="o"/>
+      <w:lvlJc w:val="left"/>
+      <w:pPr>
+        <w:ind w:left="1440" w:hanging="360"/>
+      </w:pPr>
+      <w:rPr>
+        <w:rFonts w:ascii="Courier New" w:hAnsi="Courier New" w:cs="Courier New" w:hint="default"/>
+      </w:rPr>
+    </w:lvl>
+    <w:lvl w:ilvl="2" w:tplc="40090005" w:tentative="1">
+      <w:start w:val="1"/>
+      <w:numFmt w:val="bullet"/>
+      <w:lvlText w:val=""/>
+      <w:lvlJc w:val="left"/>
+      <w:pPr>
+        <w:ind w:left="2160" w:hanging="360"/>
+      </w:pPr>
+      <w:rPr>
+        <w:rFonts w:ascii="Wingdings" w:hAnsi="Wingdings" w:hint="default"/>
+      </w:rPr>
+    </w:lvl>
+    <w:lvl w:ilvl="3" w:tplc="40090001" w:tentative="1">
+      <w:start w:val="1"/>
+      <w:numFmt w:val="bullet"/>
+      <w:lvlText w:val=""/>
+      <w:lvlJc w:val="left"/>
+      <w:pPr>
+        <w:ind w:left="2880" w:hanging="360"/>
+      </w:pPr>
+      <w:rPr>
+        <w:rFonts w:ascii="Symbol" w:hAnsi="Symbol" w:hint="default"/>
+      </w:rPr>
+    </w:lvl>
+    <w:lvl w:ilvl="4" w:tplc="40090003" w:tentative="1">
+      <w:start w:val="1"/>
+      <w:numFmt w:val="bullet"/>
+      <w:lvlText w:val="o"/>
+      <w:lvlJc w:val="left"/>
+      <w:pPr>
+        <w:ind w:left="3600" w:hanging="360"/>
+      </w:pPr>
+      <w:rPr>
+        <w:rFonts w:ascii="Courier New" w:hAnsi="Courier New" w:cs="Courier New" w:hint="default"/>
+      </w:rPr>
+    </w:lvl>
+    <w:lvl w:ilvl="5" w:tplc="40090005" w:tentative="1">
+      <w:start w:val="1"/>
+      <w:numFmt w:val="bullet"/>
+      <w:lvlText w:val=""/>
+      <w:lvlJc w:val="left"/>
+      <w:pPr>
+        <w:ind w:left="4320" w:hanging="360"/>
+      </w:pPr>
+      <w:rPr>
+        <w:rFonts w:ascii="Wingdings" w:hAnsi="Wingdings" w:hint="default"/>
+      </w:rPr>
+    </w:lvl>
+    <w:lvl w:ilvl="6" w:tplc="40090001" w:tentative="1">
+      <w:start w:val="1"/>
+      <w:numFmt w:val="bullet"/>
+      <w:lvlText w:val=""/>
+      <w:lvlJc w:val="left"/>
+      <w:pPr>
+        <w:ind w:left="5040" w:hanging="360"/>
+      </w:pPr>
+      <w:rPr>
+        <w:rFonts w:ascii="Symbol" w:hAnsi="Symbol" w:hint="default"/>
+      </w:rPr>
+    </w:lvl>
+    <w:lvl w:ilvl="7" w:tplc="40090003" w:tentative="1">
+      <w:start w:val="1"/>
+      <w:numFmt w:val="bullet"/>
+      <w:lvlText w:val="o"/>
+      <w:lvlJc w:val="left"/>
+      <w:pPr>
+        <w:ind w:left="5760" w:hanging="360"/>
+      </w:pPr>
+      <w:rPr>
+        <w:rFonts w:ascii="Courier New" w:hAnsi="Courier New" w:cs="Courier New" w:hint="default"/>
+      </w:rPr>
+    </w:lvl>
+    <w:lvl w:ilvl="8" w:tplc="40090005" w:tentative="1">
+      <w:start w:val="1"/>
+      <w:numFmt w:val="bullet"/>
+      <w:lvlText w:val=""/>
+      <w:lvlJc w:val="left"/>
+      <w:pPr>
+        <w:ind w:left="6480" w:hanging="360"/>
+      </w:pPr>
+      <w:rPr>
+        <w:rFonts w:ascii="Wingdings" w:hAnsi="Wingdings" w:hint="default"/>
+      </w:rPr>
+    </w:lvl>
+  </w:abstractNum>
+  <w:abstractNum w:abstractNumId="1" w15:restartNumberingAfterBreak="0">
     <w:nsid w:val="396B7FA3"/>
     <w:multiLevelType w:val="multilevel"/>
     <w:tmpl w:val="B96AA7A8"/>
@@ -3920,7 +3962,7 @@
       </w:rPr>
     </w:lvl>
   </w:abstractNum>
-  <w:abstractNum w:abstractNumId="1" w15:restartNumberingAfterBreak="0">
+  <w:abstractNum w:abstractNumId="2" w15:restartNumberingAfterBreak="0">
     <w:nsid w:val="4FCF0A0C"/>
     <w:multiLevelType w:val="multilevel"/>
     <w:tmpl w:val="3EE6625E"/>
@@ -4069,7 +4111,7 @@
       </w:rPr>
     </w:lvl>
   </w:abstractNum>
-  <w:abstractNum w:abstractNumId="2" w15:restartNumberingAfterBreak="0">
+  <w:abstractNum w:abstractNumId="3" w15:restartNumberingAfterBreak="0">
     <w:nsid w:val="77BC33C9"/>
     <w:multiLevelType w:val="multilevel"/>
     <w:tmpl w:val="BFF25216"/>
@@ -4218,7 +4260,7 @@
       </w:rPr>
     </w:lvl>
   </w:abstractNum>
-  <w:abstractNum w:abstractNumId="3" w15:restartNumberingAfterBreak="0">
+  <w:abstractNum w:abstractNumId="4" w15:restartNumberingAfterBreak="0">
     <w:nsid w:val="7CBC7CD1"/>
     <w:multiLevelType w:val="multilevel"/>
     <w:tmpl w:val="54F81B62"/>
@@ -4368,16 +4410,19 @@
     </w:lvl>
   </w:abstractNum>
   <w:num w:numId="1" w16cid:durableId="1043945048">
+    <w:abstractNumId w:val="3"/>
+  </w:num>
+  <w:num w:numId="2" w16cid:durableId="707222048">
+    <w:abstractNumId w:val="1"/>
+  </w:num>
+  <w:num w:numId="3" w16cid:durableId="666591214">
     <w:abstractNumId w:val="2"/>
   </w:num>
-  <w:num w:numId="2" w16cid:durableId="707222048">
+  <w:num w:numId="4" w16cid:durableId="80762933">
+    <w:abstractNumId w:val="4"/>
+  </w:num>
+  <w:num w:numId="5" w16cid:durableId="354381468">
     <w:abstractNumId w:val="0"/>
-  </w:num>
-  <w:num w:numId="3" w16cid:durableId="666591214">
-    <w:abstractNumId w:val="1"/>
-  </w:num>
-  <w:num w:numId="4" w16cid:durableId="80762933">
-    <w:abstractNumId w:val="3"/>
   </w:num>
 </w:numbering>
 </file>
@@ -4782,6 +4827,7 @@
   <w:style w:type="paragraph" w:default="1" w:styleId="Normal">
     <w:name w:val="Normal"/>
     <w:qFormat/>
+    <w:rsid w:val="00DC2D6A"/>
   </w:style>
   <w:style w:type="paragraph" w:styleId="Heading1">
     <w:name w:val="heading 1"/>
@@ -4985,6 +5031,7 @@
   <w:style w:type="character" w:default="1" w:styleId="DefaultParagraphFont">
     <w:name w:val="Default Paragraph Font"/>
     <w:uiPriority w:val="1"/>
+    <w:semiHidden/>
     <w:unhideWhenUsed/>
   </w:style>
   <w:style w:type="table" w:default="1" w:styleId="TableNormal">
